--- a/public/bch/coPhuc/gioiThieuEnglish.docx
+++ b/public/bch/coPhuc/gioiThieuEnglish.docx
@@ -25,10 +25,125 @@
           <w:shd w:val="clear" w:color="auto" w:fill="EAD1DC"/>
           <w14:ligatures w14:val="none"/>
         </w:rPr>
-        <w:t>This teacher is not only a friendly and tender person, but also enthusiastic about various activities, Ms. Chau Hong Phuc - the Youth Assistant at Tran Dai Nghia High School for the Gifted, has always been a dedicated mentor to the school's Youth Union Executive Committee in extracurricular activities.</w:t>
+        <w:t>This teacher is not only a friendly and tender person, but also enthusiastic about various activities, M</w:t>
+      </w:r>
+      <w:r>
+        <w:rPr>
+          <w:rFonts w:ascii="docs-Barlow" w:eastAsia="Times New Roman" w:hAnsi="docs-Barlow" w:cs="Times New Roman"/>
+          <w:i/>
+          <w:iCs/>
+          <w:color w:val="000000"/>
+          <w:kern w:val="0"/>
+          <w:sz w:val="29"/>
+          <w:szCs w:val="29"/>
+          <w:shd w:val="clear" w:color="auto" w:fill="EAD1DC"/>
+          <w:lang w:val="vi-VN"/>
+          <w14:ligatures w14:val="none"/>
+        </w:rPr>
+        <w:t>r</w:t>
+      </w:r>
+      <w:r>
+        <w:rPr>
+          <w:rFonts w:ascii="docs-Barlow" w:eastAsia="Times New Roman" w:hAnsi="docs-Barlow" w:cs="Times New Roman"/>
+          <w:i/>
+          <w:iCs/>
+          <w:color w:val="000000"/>
+          <w:kern w:val="0"/>
+          <w:sz w:val="29"/>
+          <w:szCs w:val="29"/>
+          <w:shd w:val="clear" w:color="auto" w:fill="EAD1DC"/>
+          <w14:ligatures w14:val="none"/>
+        </w:rPr>
+        <w:t>s. Ch</w:t>
+      </w:r>
+      <w:r>
+        <w:rPr>
+          <w:rFonts w:ascii="docs-Barlow" w:eastAsia="Times New Roman" w:hAnsi="docs-Barlow" w:cs="Times New Roman"/>
+          <w:i/>
+          <w:iCs/>
+          <w:color w:val="000000"/>
+          <w:kern w:val="0"/>
+          <w:sz w:val="29"/>
+          <w:szCs w:val="29"/>
+          <w:shd w:val="clear" w:color="auto" w:fill="EAD1DC"/>
+          <w:lang w:val="vi-VN"/>
+          <w14:ligatures w14:val="none"/>
+        </w:rPr>
+        <w:t>â</w:t>
+      </w:r>
+      <w:r>
+        <w:rPr>
+          <w:rFonts w:ascii="docs-Barlow" w:eastAsia="Times New Roman" w:hAnsi="docs-Barlow" w:cs="Times New Roman"/>
+          <w:i/>
+          <w:iCs/>
+          <w:color w:val="000000"/>
+          <w:kern w:val="0"/>
+          <w:sz w:val="29"/>
+          <w:szCs w:val="29"/>
+          <w:shd w:val="clear" w:color="auto" w:fill="EAD1DC"/>
+          <w14:ligatures w14:val="none"/>
+        </w:rPr>
+        <w:t xml:space="preserve">u </w:t>
+      </w:r>
+      <w:r>
+        <w:rPr>
+          <w:rFonts w:ascii="docs-Barlow" w:eastAsia="Times New Roman" w:hAnsi="docs-Barlow" w:cs="Times New Roman"/>
+          <w:i/>
+          <w:iCs/>
+          <w:color w:val="000000"/>
+          <w:kern w:val="0"/>
+          <w:sz w:val="29"/>
+          <w:szCs w:val="29"/>
+          <w:shd w:val="clear" w:color="auto" w:fill="EAD1DC"/>
+          <w14:ligatures w14:val="none"/>
+        </w:rPr>
+        <w:t>Hồ</w:t>
+      </w:r>
+      <w:r>
+        <w:rPr>
+          <w:rFonts w:ascii="docs-Barlow" w:eastAsia="Times New Roman" w:hAnsi="docs-Barlow" w:cs="Times New Roman"/>
+          <w:i/>
+          <w:iCs/>
+          <w:color w:val="000000"/>
+          <w:kern w:val="0"/>
+          <w:sz w:val="29"/>
+          <w:szCs w:val="29"/>
+          <w:shd w:val="clear" w:color="auto" w:fill="EAD1DC"/>
+          <w14:ligatures w14:val="none"/>
+        </w:rPr>
+        <w:t>ng Ph</w:t>
+      </w:r>
+      <w:r>
+        <w:rPr>
+          <w:rFonts w:ascii="docs-Barlow" w:eastAsia="Times New Roman" w:hAnsi="docs-Barlow" w:cs="Times New Roman"/>
+          <w:i/>
+          <w:iCs/>
+          <w:color w:val="000000"/>
+          <w:kern w:val="0"/>
+          <w:sz w:val="29"/>
+          <w:szCs w:val="29"/>
+          <w:shd w:val="clear" w:color="auto" w:fill="EAD1DC"/>
+          <w:lang w:val="vi-VN"/>
+          <w14:ligatures w14:val="none"/>
+        </w:rPr>
+        <w:t>ú</w:t>
       </w:r>
       <w:bookmarkStart w:id="0" w:name="_GoBack"/>
       <w:bookmarkEnd w:id="0"/>
+      <w:r>
+        <w:rPr>
+          <w:rFonts w:ascii="docs-Barlow" w:eastAsia="Times New Roman" w:hAnsi="docs-Barlow" w:cs="Times New Roman"/>
+          <w:i/>
+          <w:iCs/>
+          <w:color w:val="000000"/>
+          <w:kern w:val="0"/>
+          <w:sz w:val="29"/>
+          <w:szCs w:val="29"/>
+          <w:shd w:val="clear" w:color="auto" w:fill="EAD1DC"/>
+          <w14:ligatures w14:val="none"/>
+        </w:rPr>
+        <w:t>c - the Youth Assistant at Tran Dai Nghia High School for the Gifted, has always been a dedicated mentor to the school's Youth Union Executive Committee in extracurricular activities.</w:t>
+      </w:r>
     </w:p>
     <w:sectPr>
       <w:pgSz w:w="12240" w:h="15840"/>
